--- a/reports/303_Князьков_Лаб1.docx
+++ b/reports/303_Князьков_Лаб1.docx
@@ -728,7 +728,7 @@
           <w:sz w:val="28"/>
           <w:szCs w:val="28"/>
         </w:rPr>
-        <w:t xml:space="preserve">Выполненные дополнительные задания (1–5):</w:t>
+        <w:t xml:space="preserve">Выполненные дополнительные задания (1–6):</w:t>
       </w:r>
     </w:p>
     <w:p>
@@ -829,6 +829,26 @@
           <w:szCs w:val="28"/>
         </w:rPr>
         <w:t xml:space="preserve">5. Процедурные цвета вершин в зависимости от их позиции в локальной системе координат; выбранный в интерфейсе цвет умножается на цвет вершин.</w:t>
+      </w:r>
+    </w:p>
+    <w:p>
+      <w:pPr>
+        <w:spacing w:after="60"/>
+        <w:ind w:left="1077" w:hanging="357"/>
+        <w:jc w:val="left"/>
+        <w:rPr>
+          <w:rFonts w:ascii="Times New Roman" w:cs="Times New Roman" w:eastAsia="Times New Roman" w:hAnsi="Times New Roman"/>
+          <w:sz w:val="28"/>
+          <w:szCs w:val="28"/>
+        </w:rPr>
+      </w:pPr>
+      <w:r>
+        <w:rPr>
+          <w:rFonts w:ascii="Times New Roman" w:cs="Times New Roman" w:eastAsia="Times New Roman" w:hAnsi="Times New Roman"/>
+          <w:sz w:val="28"/>
+          <w:szCs w:val="28"/>
+        </w:rPr>
+        <w:t xml:space="preserve">6. Отрисовка нескольких объектов на сцене с использованием нескольких наборов дескрипторов (VkDescriptorSet).</w:t>
       </w:r>
     </w:p>
     <w:p>
@@ -941,7 +961,7 @@
           <w:sz w:val="28"/>
           <w:szCs w:val="28"/>
         </w:rPr>
-        <w:t xml:space="preserve"> Используются однородные координаты (x, y, z, 1), благодаря которым перемещение тоже записывается матрицей 4×4. Вершина переводится в пространство отсечения так: p' = P · V · M · p, где M = T · Rz · Ry · Rx · S — матрица модели (сначала растяжение S, затем повороты вокруг осей X, Y, Z, затем перемещение T), V — матрица вида (сцена отодвигается от камеры на 6 единиц по оси Z), P — матрица проекции. Произведение P · V · M считается на CPU и передаётся в вершинный шейдер. Матрицы хранятся по столбцам, как mat4 в GLSL.</w:t>
+        <w:t xml:space="preserve"> Используются однородные координаты (x, y, z, 1), благодаря которым перемещение тоже записывается матрицей 4×4. Вершина переводится в пространство отсечения так: p' = P · V · M · p, где M = T · Rz · Ry · Rx · S — матрица модели (сначала растяжение S, затем повороты вокруг осей X, Y, Z, затем перемещение T), V — матрица вида (сцена отодвигается от камеры на 6 единиц по оси Z), P — матрица проекции. Произведение P · V · M считается на CPU для каждого объекта и передаётся в вершинный шейдер. Матрицы хранятся по столбцам, как mat4 в GLSL.</w:t>
       </w:r>
     </w:p>
     <w:p>
@@ -2031,6 +2051,56 @@
           <w:sz w:val="28"/>
           <w:szCs w:val="28"/>
         </w:rPr>
+        <w:t xml:space="preserve">Несколько объектов (доп. задание 6).</w:t>
+      </w:r>
+      <w:r>
+        <w:rPr>
+          <w:rFonts w:ascii="Times New Roman" w:cs="Times New Roman" w:eastAsia="Times New Roman" w:hAnsi="Times New Roman"/>
+          <w:sz w:val="28"/>
+          <w:szCs w:val="28"/>
+        </w:rPr>
+        <w:t xml:space="preserve"> На сцене три икосаэдра. Они используют общие вершинный и индексный буферы и один графический конвейер, но у каждого объекта свои параметры (позиция, поворот, растяжение, цвет), свой uniform-буфер с матрицей и цветом и свой набор дескрипторов VkDescriptorSet, который указывает на этот буфер. Все наборы устроены одинаково, поэтому описание набора (VkDescriptorSetLayout) одно. Пул дескрипторов рассчитан на 3 набора и 3 дескриптора типа UNIFORM_BUFFER (по одному в каждом наборе). При записи команд перед каждым вызовом vkCmdDrawIndexed командой vkCmdBindDescriptorSets привязывается набор очередного объекта, поэтому шейдер получает его матрицу и цвет.</w:t>
+      </w:r>
+    </w:p>
+    <w:p>
+      <w:pPr>
+        <w:spacing w:after="120"/>
+        <w:ind w:firstLine="720"/>
+        <w:jc w:val="both"/>
+        <w:rPr>
+          <w:rFonts w:ascii="Times New Roman" w:cs="Times New Roman" w:eastAsia="Times New Roman" w:hAnsi="Times New Roman"/>
+          <w:sz w:val="28"/>
+          <w:szCs w:val="28"/>
+        </w:rPr>
+      </w:pPr>
+      <w:r>
+        <w:rPr>
+          <w:rFonts w:ascii="Times New Roman" w:cs="Times New Roman" w:eastAsia="Times New Roman" w:hAnsi="Times New Roman"/>
+          <w:sz w:val="28"/>
+          <w:szCs w:val="28"/>
+        </w:rPr>
+        <w:t xml:space="preserve">Один общий uniform-буфер для всех объектов не подходит: GPU выполняет команды позже, после отправки командного буфера в очередь, поэтому если перезаписывать один буфер между записью команд отрисовки, все объекты нарисуются с данными, записанными последними. Объекты идут по одной траектории со сдвигом по фазе 2π·i / 3, поэтому они равномерно распределены по окружности. Другие способы решить ту же задачу: один большой uniform-буфер, в котором наборы указывают на разные смещения (кратные minUniformBufferOffsetAlignment, на использованной видеокарте это 64 байта), динамические uniform-буферы или push-константы.</w:t>
+      </w:r>
+    </w:p>
+    <w:p>
+      <w:pPr>
+        <w:spacing w:after="120"/>
+        <w:ind w:firstLine="720"/>
+        <w:jc w:val="both"/>
+        <w:rPr>
+          <w:rFonts w:ascii="Times New Roman" w:cs="Times New Roman" w:eastAsia="Times New Roman" w:hAnsi="Times New Roman"/>
+          <w:sz w:val="28"/>
+          <w:szCs w:val="28"/>
+        </w:rPr>
+      </w:pPr>
+      <w:r>
+        <w:rPr>
+          <w:rFonts w:ascii="Times New Roman" w:cs="Times New Roman" w:eastAsia="Times New Roman" w:hAnsi="Times New Roman"/>
+          <w:b/>
+          <w:bCs/>
+          <w:sz w:val="28"/>
+          <w:szCs w:val="28"/>
+        </w:rPr>
         <w:t xml:space="preserve">Используемые объекты Vulkan:</w:t>
       </w:r>
     </w:p>
@@ -2051,7 +2121,7 @@
           <w:sz w:val="28"/>
           <w:szCs w:val="28"/>
         </w:rPr>
-        <w:t xml:space="preserve">– VkBuffer и VmaAllocation (Vulkan Memory Allocator) — вершинный, индексный и uniform-буфер в памяти, доступной CPU и GPU. Память отображена сразу (флаг MAPPED_BIT), данные копируются через memcpy.</w:t>
+        <w:t xml:space="preserve">– VkBuffer и VmaAllocation (Vulkan Memory Allocator) — вершинный и индексный буферы и по одному uniform-буферу на объект в памяти, доступной CPU и GPU. Память отображена сразу (флаг MAPPED_BIT), данные копируются через memcpy.</w:t>
       </w:r>
     </w:p>
     <w:p>
@@ -2071,7 +2141,7 @@
           <w:sz w:val="28"/>
           <w:szCs w:val="28"/>
         </w:rPr>
-        <w:t xml:space="preserve">– VkDescriptorSetLayout — описание набора ресурсов: uniform-буфер в binding = 0 для вершинного шейдера; VkDescriptorPool и VkDescriptorSet — сам набор, связанный с uniform-буфером через vkUpdateDescriptorSets.</w:t>
+        <w:t xml:space="preserve">– VkDescriptorSetLayout — описание набора ресурсов: uniform-буфер в binding = 0 для вершинного шейдера; VkDescriptorPool — пул на 3 набора; VkDescriptorSet — по одному набору на объект, связанному с его uniform-буфером через vkUpdateDescriptorSets.</w:t>
       </w:r>
     </w:p>
     <w:p>
@@ -2131,7 +2201,7 @@
           <w:sz w:val="28"/>
           <w:szCs w:val="28"/>
         </w:rPr>
-        <w:t xml:space="preserve">– VkCommandBuffer — в функции render() записываются команды: начало render pass с очисткой цвета и глубины, установка viewport и scissor, привязка конвейера, буферов и набора дескрипторов, отрисовка vkCmdDrawIndexed (60 индексов).</w:t>
+        <w:t xml:space="preserve">– VkCommandBuffer — в функции render() записываются команды: начало render pass с очисткой цвета и глубины, установка viewport и scissor, привязка конвейера и буферов, затем для каждого объекта привязка его набора дескрипторов и отрисовка vkCmdDrawIndexed (60 индексов).</w:t>
       </w:r>
     </w:p>
     <w:p>
@@ -2151,7 +2221,7 @@
           <w:sz w:val="28"/>
           <w:szCs w:val="28"/>
         </w:rPr>
-        <w:t xml:space="preserve">Uniform-блок использует раскладку std140: mat4 занимает байты 0–63, vec4 цвета — байты 64–79, поэтому в структуре на C++ не нужны выравнивающие байты. Данные копируются в uniform-буфер в render(), после того как prepare() дождался завершения предыдущего кадра (VkFence). Так CPU не перезаписывает данные, которые GPU ещё читает.</w:t>
+        <w:t xml:space="preserve">Uniform-блок использует раскладку std140: mat4 занимает байты 0–63, vec4 цвета — байты 64–79, поэтому в структуре на C++ не нужны выравнивающие байты. Данные копируются в uniform-буферы в render(), после того как prepare() дождался завершения предыдущего кадра (VkFence). Так CPU не перезаписывает данные, которые GPU ещё читает.</w:t>
       </w:r>
     </w:p>
     <w:p>
@@ -2257,7 +2327,7 @@
           <w:sz w:val="24"/>
           <w:szCs w:val="24"/>
         </w:rPr>
-        <w:t xml:space="preserve">Рисунок 1 — перспективная проекция, параметры по умолчанию: икосаэдр движется по траектории и вращается, цвета вершин зависят от их позиции</w:t>
+        <w:t xml:space="preserve">Рисунок 1 — перспективная проекция, параметры по умолчанию: три икосаэдра движутся по траектории и вращаются, ближний объект закрывает дальний (тест глубины)</w:t>
       </w:r>
     </w:p>
     <w:p>
@@ -2319,7 +2389,7 @@
           <w:sz w:val="24"/>
           <w:szCs w:val="24"/>
         </w:rPr>
-        <w:t xml:space="preserve">Рисунок 2 — та же анимация примерно через секунду: фигура приблизилась к камере и в перспективной проекции стала крупнее</w:t>
+        <w:t xml:space="preserve">Рисунок 2 — та же сцена примерно через полторы секунды: объекты сместились по окружности, в перспективной проекции ближние объекты выглядят крупнее</w:t>
       </w:r>
     </w:p>
     <w:p>
@@ -2381,7 +2451,7 @@
           <w:sz w:val="24"/>
           <w:szCs w:val="24"/>
         </w:rPr>
-        <w:t xml:space="preserve">Рисунок 3 — ортографическая проекция, поворот на 30° вокруг оси X, растяжение 1,5 по оси Y, анимация на паузе; выбранный цвет (255, 102, 102) умножается на цвета вершин</w:t>
+        <w:t xml:space="preserve">Рисунок 3 — ортографическая проекция, анимация на паузе; в интерфейсе выбран объект 1: он сдвинут вверх, повёрнут, растянут вдоль своей оси Y и имеет красный оттенок, остальные объекты при этом не изменились</w:t>
       </w:r>
     </w:p>
     <w:p>
@@ -2424,7 +2494,7 @@
           <w:sz w:val="28"/>
           <w:szCs w:val="28"/>
         </w:rPr>
-        <w:t xml:space="preserve">Я научился строить 3D-фигуру из вершинного и индексного буферов, передавать данные в шейдеры через uniform-буфер и набор дескрипторов, а также настраивать графический конвейер Vulkan: вершинные атрибуты, отсечение задних граней и тест глубины. Я разобрался, как аффинные преобразования записываются матрицами в однородных координатах и почему важен порядок их умножения, чем перспективная проекция отличается от ортографической (деление на w), и как с помощью ImGui менять параметры сцены в реальном времени.</w:t>
+        <w:t xml:space="preserve">Я научился строить 3D-фигуру из вершинного и индексного буферов, передавать данные в шейдеры через uniform-буферы и наборы дескрипторов, а также настраивать графический конвейер Vulkan: вершинные атрибуты, отсечение задних граней и тест глубины. Я разобрался, как аффинные преобразования записываются матрицами в однородных координатах и почему важен порядок их умножения, чем перспективная проекция отличается от ортографической (деление на w), как нарисовать несколько объектов с разными данными, привязывая перед каждой отрисовкой свой набор дескрипторов, и как с помощью ImGui менять параметры сцены в реальном времени.</w:t>
       </w:r>
     </w:p>
     <w:sectPr>
